--- a/website/public/notes/threat-hunt-dns-timeline-lab.docx
+++ b/website/public/notes/threat-hunt-dns-timeline-lab.docx
@@ -1066,6 +1066,1224 @@
         <w:spacing w:after="0"/>
       </w:pPr>
     </w:p>
+    <w:p>
+      <w:pPr>
+        <w:pageBreakBefore/>
+        <w:spacing w:before="0" w:after="20" w:line="240" w:lineRule="auto"/>
+        <w:jc w:val="right"/>
+      </w:pPr>
+      <w:r>
+        <w:rPr>
+          <w:rFonts w:ascii="Comic Neue" w:hAnsi="Comic Neue" w:eastAsia="Comic Neue"/>
+          <w:b/>
+          <w:i/>
+          <w:color w:val="688097"/>
+          <w:sz w:val="15"/>
+        </w:rPr>
+        <w:t>OPENCYBERPATH FIELD NOTEBOOK - MATCHED EXTERNAL PRACTICE</w:t>
+      </w:r>
+    </w:p>
+    <w:p>
+      <w:pPr>
+        <w:keepNext/>
+        <w:spacing w:before="100" w:after="80" w:line="240" w:lineRule="auto"/>
+      </w:pPr>
+      <w:r>
+        <w:rPr>
+          <w:rFonts w:ascii="Comic Neue" w:hAnsi="Comic Neue" w:eastAsia="Comic Neue"/>
+          <w:b/>
+          <w:i/>
+          <w:color w:val="087F8C"/>
+          <w:sz w:val="34"/>
+        </w:rPr>
+        <w:t>A real lab for these notes</w:t>
+      </w:r>
+    </w:p>
+    <w:p>
+      <w:pPr>
+        <w:spacing w:before="0" w:after="80" w:line="240" w:lineRule="auto"/>
+      </w:pPr>
+      <w:r>
+        <w:rPr>
+          <w:rFonts w:ascii="Comic Neue" w:hAnsi="Comic Neue" w:eastAsia="Comic Neue"/>
+          <w:b w:val="0"/>
+          <w:i w:val="0"/>
+          <w:color w:val="24344D"/>
+          <w:sz w:val="20"/>
+        </w:rPr>
+        <w:t>Topic: DNS lookups, timestamps, and packet-capture analysis. These pages connect the existing OpenCyberPath notes to specific provider-hosted exercises. The card label is intentionally generic; the exact task name and direct URL are listed here so you can open the right exercise instead of a whole catalogue.</w:t>
+      </w:r>
+    </w:p>
+    <w:p>
+      <w:pPr>
+        <w:keepNext/>
+        <w:spacing w:before="40" w:after="80" w:line="240" w:lineRule="auto"/>
+      </w:pPr>
+      <w:r>
+        <w:rPr>
+          <w:rFonts w:ascii="Comic Neue" w:hAnsi="Comic Neue" w:eastAsia="Comic Neue"/>
+          <w:b/>
+          <w:i/>
+          <w:color w:val="B34778"/>
+          <w:sz w:val="25"/>
+        </w:rPr>
+        <w:t>Concept checkpoints</w:t>
+      </w:r>
+    </w:p>
+    <w:p>
+      <w:pPr>
+        <w:pStyle w:val="ListBullet"/>
+        <w:spacing w:before="0" w:after="40" w:line="240" w:lineRule="auto"/>
+      </w:pPr>
+      <w:r>
+        <w:rPr>
+          <w:rFonts w:ascii="Comic Neue" w:hAnsi="Comic Neue" w:eastAsia="Comic Neue"/>
+          <w:b w:val="0"/>
+          <w:i w:val="0"/>
+          <w:color w:val="283A50"/>
+          <w:sz w:val="19"/>
+        </w:rPr>
+        <w:t>DNS answers map names to records; one query does not establish intent.</w:t>
+      </w:r>
+    </w:p>
+    <w:p>
+      <w:pPr>
+        <w:pStyle w:val="ListBullet"/>
+        <w:spacing w:before="0" w:after="40" w:line="240" w:lineRule="auto"/>
+      </w:pPr>
+      <w:r>
+        <w:rPr>
+          <w:rFonts w:ascii="Comic Neue" w:hAnsi="Comic Neue" w:eastAsia="Comic Neue"/>
+          <w:b w:val="0"/>
+          <w:i w:val="0"/>
+          <w:color w:val="283A50"/>
+          <w:sz w:val="19"/>
+        </w:rPr>
+        <w:t>Record query time, client, queried name, response, TTL (if available), and surrounding activity.</w:t>
+      </w:r>
+    </w:p>
+    <w:p>
+      <w:pPr>
+        <w:pStyle w:val="ListBullet"/>
+        <w:spacing w:before="0" w:after="40" w:line="240" w:lineRule="auto"/>
+      </w:pPr>
+      <w:r>
+        <w:rPr>
+          <w:rFonts w:ascii="Comic Neue" w:hAnsi="Comic Neue" w:eastAsia="Comic Neue"/>
+          <w:b w:val="0"/>
+          <w:i w:val="0"/>
+          <w:color w:val="283A50"/>
+          <w:sz w:val="19"/>
+        </w:rPr>
+        <w:t>The bundled .invalid names and documentation-range IPs are synthetic.</w:t>
+      </w:r>
+    </w:p>
+    <w:p>
+      <w:pPr>
+        <w:pStyle w:val="ListBullet"/>
+        <w:spacing w:before="0" w:after="40" w:line="240" w:lineRule="auto"/>
+      </w:pPr>
+      <w:r>
+        <w:rPr>
+          <w:rFonts w:ascii="Comic Neue" w:hAnsi="Comic Neue" w:eastAsia="Comic Neue"/>
+          <w:b w:val="0"/>
+          <w:i w:val="0"/>
+          <w:color w:val="283A50"/>
+          <w:sz w:val="19"/>
+        </w:rPr>
+        <w:t>PCAP display filters narrow evidence; they do not modify the capture.</w:t>
+      </w:r>
+    </w:p>
+    <w:p>
+      <w:pPr>
+        <w:keepNext/>
+        <w:spacing w:before="0" w:after="0" w:line="240" w:lineRule="auto"/>
+      </w:pPr>
+      <w:r>
+        <w:rPr>
+          <w:rFonts w:ascii="Comic Neue" w:hAnsi="Comic Neue" w:eastAsia="Comic Neue"/>
+          <w:b/>
+          <w:i w:val="0"/>
+          <w:color w:val="213A58"/>
+          <w:sz w:val="20"/>
+        </w:rPr>
+        <w:t xml:space="preserve">DNS in Detail  </w:t>
+      </w:r>
+      <w:r>
+        <w:rPr>
+          <w:rFonts w:ascii="Comic Neue" w:hAnsi="Comic Neue" w:eastAsia="Comic Neue"/>
+          <w:b w:val="0"/>
+          <w:i/>
+          <w:color w:val="007B89"/>
+          <w:sz w:val="17"/>
+        </w:rPr>
+        <w:t>[TryHackMe]</w:t>
+      </w:r>
+    </w:p>
+    <w:p>
+      <w:pPr>
+        <w:spacing w:before="0" w:after="20" w:line="240" w:lineRule="auto"/>
+      </w:pPr>
+      <w:hyperlink r:id="rId13">
+        <w:r>
+          <w:rPr>
+            <w:color w:val="1465A8"/>
+            <w:u w:val="single"/>
+            <w:rFonts w:ascii="DejaVu Sans Mono" w:hAnsi="DejaVu Sans Mono" w:eastAsia="DejaVu Sans Mono"/>
+            <w:sz w:val="15"/>
+          </w:rPr>
+          <w:t>https://tryhackme.com/room/dnsindetail</w:t>
+        </w:r>
+      </w:hyperlink>
+    </w:p>
+    <w:p>
+      <w:pPr>
+        <w:spacing w:before="0" w:after="60" w:line="240" w:lineRule="auto"/>
+      </w:pPr>
+      <w:r>
+        <w:rPr>
+          <w:rFonts w:ascii="Comic Neue" w:hAnsi="Comic Neue" w:eastAsia="Comic Neue"/>
+          <w:b w:val="0"/>
+          <w:i/>
+          <w:color w:val="5E6D7E"/>
+          <w:sz w:val="17"/>
+        </w:rPr>
+        <w:t>Access note: Account required; provider may restrict attached activities by tier. The room teaches DNS query and response concepts.</w:t>
+      </w:r>
+    </w:p>
+    <w:p>
+      <w:pPr>
+        <w:keepNext/>
+        <w:spacing w:before="0" w:after="0" w:line="240" w:lineRule="auto"/>
+      </w:pPr>
+      <w:r>
+        <w:rPr>
+          <w:rFonts w:ascii="Comic Neue" w:hAnsi="Comic Neue" w:eastAsia="Comic Neue"/>
+          <w:b/>
+          <w:i w:val="0"/>
+          <w:color w:val="213A58"/>
+          <w:sz w:val="20"/>
+        </w:rPr>
+        <w:t xml:space="preserve">Wireshark: The Basics  </w:t>
+      </w:r>
+      <w:r>
+        <w:rPr>
+          <w:rFonts w:ascii="Comic Neue" w:hAnsi="Comic Neue" w:eastAsia="Comic Neue"/>
+          <w:b w:val="0"/>
+          <w:i/>
+          <w:color w:val="007B89"/>
+          <w:sz w:val="17"/>
+        </w:rPr>
+        <w:t>[TryHackMe]</w:t>
+      </w:r>
+    </w:p>
+    <w:p>
+      <w:pPr>
+        <w:spacing w:before="0" w:after="20" w:line="240" w:lineRule="auto"/>
+      </w:pPr>
+      <w:hyperlink r:id="rId14">
+        <w:r>
+          <w:rPr>
+            <w:color w:val="1465A8"/>
+            <w:u w:val="single"/>
+            <w:rFonts w:ascii="DejaVu Sans Mono" w:hAnsi="DejaVu Sans Mono" w:eastAsia="DejaVu Sans Mono"/>
+            <w:sz w:val="15"/>
+          </w:rPr>
+          <w:t>https://tryhackme.com/room/wiresharkthebasics</w:t>
+        </w:r>
+      </w:hyperlink>
+    </w:p>
+    <w:p>
+      <w:pPr>
+        <w:spacing w:before="0" w:after="60" w:line="240" w:lineRule="auto"/>
+      </w:pPr>
+      <w:r>
+        <w:rPr>
+          <w:rFonts w:ascii="Comic Neue" w:hAnsi="Comic Neue" w:eastAsia="Comic Neue"/>
+          <w:b w:val="0"/>
+          <w:i/>
+          <w:color w:val="5E6D7E"/>
+          <w:sz w:val="17"/>
+        </w:rPr>
+        <w:t>Access note: Account required; the room has a deployable machine and supplied packet captures. Some tasks may require a paid entitlement.</w:t>
+      </w:r>
+    </w:p>
+    <w:tbl>
+      <w:tblPr>
+        <w:tblW w:type="auto" w:w="0"/>
+        <w:jc w:val="center"/>
+        <w:tblLayout w:type="autofit"/>
+        <w:tblLook w:firstColumn="1" w:firstRow="1" w:lastColumn="0" w:lastRow="0" w:noHBand="0" w:noVBand="1" w:val="04A0"/>
+      </w:tblPr>
+      <w:tblGrid>
+        <w:gridCol w:w="10108"/>
+      </w:tblGrid>
+      <w:tr>
+        <w:tc>
+          <w:tcPr>
+            <w:tcW w:type="dxa" w:w="10108"/>
+            <w:shd w:fill="DDF4F2"/>
+            <w:tcMar>
+              <w:top w:w="90" w:type="dxa"/>
+              <w:start w:w="150" w:type="dxa"/>
+              <w:bottom w:w="90" w:type="dxa"/>
+              <w:end w:w="150" w:type="dxa"/>
+            </w:tcMar>
+          </w:tcPr>
+          <w:p>
+            <w:pPr>
+              <w:spacing w:before="0" w:after="0" w:line="240" w:lineRule="auto"/>
+            </w:pPr>
+            <w:r>
+              <w:rPr>
+                <w:rFonts w:ascii="Comic Neue" w:hAnsi="Comic Neue" w:eastAsia="Comic Neue"/>
+                <w:b/>
+                <w:i/>
+                <w:color w:val="087F8C"/>
+                <w:sz w:val="18"/>
+              </w:rPr>
+              <w:t xml:space="preserve">ACCESS CHECK  </w:t>
+            </w:r>
+            <w:r>
+              <w:rPr>
+                <w:rFonts w:ascii="Comic Neue" w:hAnsi="Comic Neue" w:eastAsia="Comic Neue"/>
+                <w:b w:val="0"/>
+                <w:i w:val="0"/>
+                <w:color w:val="2F3E50"/>
+                <w:sz w:val="18"/>
+              </w:rPr>
+              <w:t>Open the exact task page and verify the current login, account tier, VM launch button, free/paid terms, and any cost notes before starting. A provider may change availability or retire a challenge.</w:t>
+            </w:r>
+          </w:p>
+        </w:tc>
+      </w:tr>
+    </w:tbl>
+    <w:p>
+      <w:pPr>
+        <w:spacing w:after="0"/>
+      </w:pPr>
+    </w:p>
+    <w:p>
+      <w:pPr>
+        <w:keepNext/>
+        <w:spacing w:before="40" w:after="80" w:line="240" w:lineRule="auto"/>
+      </w:pPr>
+      <w:r>
+        <w:rPr>
+          <w:rFonts w:ascii="Comic Neue" w:hAnsi="Comic Neue" w:eastAsia="Comic Neue"/>
+          <w:b/>
+          <w:i/>
+          <w:color w:val="B34778"/>
+          <w:sz w:val="25"/>
+        </w:rPr>
+        <w:t>Before you click Start</w:t>
+      </w:r>
+    </w:p>
+    <w:p>
+      <w:pPr>
+        <w:pStyle w:val="ListBullet"/>
+        <w:spacing w:before="0" w:after="40" w:line="240" w:lineRule="auto"/>
+      </w:pPr>
+      <w:r>
+        <w:rPr>
+          <w:rFonts w:ascii="Comic Neue" w:hAnsi="Comic Neue" w:eastAsia="Comic Neue"/>
+          <w:b w:val="0"/>
+          <w:i w:val="0"/>
+          <w:color w:val="283A50"/>
+          <w:sz w:val="19"/>
+        </w:rPr>
+        <w:t>Write down the provider’s target/scope and use only the instance it creates for you.</w:t>
+      </w:r>
+    </w:p>
+    <w:p>
+      <w:pPr>
+        <w:pStyle w:val="ListBullet"/>
+        <w:spacing w:before="0" w:after="40" w:line="240" w:lineRule="auto"/>
+      </w:pPr>
+      <w:r>
+        <w:rPr>
+          <w:rFonts w:ascii="Comic Neue" w:hAnsi="Comic Neue" w:eastAsia="Comic Neue"/>
+          <w:b w:val="0"/>
+          <w:i w:val="0"/>
+          <w:color w:val="283A50"/>
+          <w:sz w:val="19"/>
+        </w:rPr>
+        <w:t>Keep this notebook beside the exercise. Use its original course data before trying commands on a local machine.</w:t>
+      </w:r>
+    </w:p>
+    <w:p>
+      <w:pPr>
+        <w:pStyle w:val="ListBullet"/>
+        <w:spacing w:before="0" w:after="40" w:line="240" w:lineRule="auto"/>
+      </w:pPr>
+      <w:r>
+        <w:rPr>
+          <w:rFonts w:ascii="Comic Neue" w:hAnsi="Comic Neue" w:eastAsia="Comic Neue"/>
+          <w:b w:val="0"/>
+          <w:i w:val="0"/>
+          <w:color w:val="283A50"/>
+          <w:sz w:val="19"/>
+        </w:rPr>
+        <w:t>Capture timestamps, filenames, row/packet IDs, and a short explanation; redact credentials, tokens, and personal data.</w:t>
+      </w:r>
+    </w:p>
+    <w:p>
+      <w:pPr>
+        <w:pStyle w:val="ListBullet"/>
+        <w:spacing w:before="0" w:after="40" w:line="240" w:lineRule="auto"/>
+      </w:pPr>
+      <w:r>
+        <w:rPr>
+          <w:rFonts w:ascii="Comic Neue" w:hAnsi="Comic Neue" w:eastAsia="Comic Neue"/>
+          <w:b w:val="0"/>
+          <w:i w:val="0"/>
+          <w:color w:val="283A50"/>
+          <w:sz w:val="19"/>
+        </w:rPr>
+        <w:t>If a page says retired, premium, or downloadable-only, use the alternative listed in the access note or return to the matching interactive lab above.</w:t>
+      </w:r>
+    </w:p>
+    <w:p>
+      <w:pPr>
+        <w:pageBreakBefore/>
+        <w:spacing w:before="0" w:after="20" w:line="240" w:lineRule="auto"/>
+        <w:jc w:val="right"/>
+      </w:pPr>
+      <w:r>
+        <w:rPr>
+          <w:rFonts w:ascii="Comic Neue" w:hAnsi="Comic Neue" w:eastAsia="Comic Neue"/>
+          <w:b/>
+          <w:i/>
+          <w:color w:val="688097"/>
+          <w:sz w:val="15"/>
+        </w:rPr>
+        <w:t>COMMAND NOTEBOOK - COPY ONE LINE AT A TIME</w:t>
+      </w:r>
+    </w:p>
+    <w:p>
+      <w:pPr>
+        <w:keepNext/>
+        <w:spacing w:before="100" w:after="80" w:line="240" w:lineRule="auto"/>
+      </w:pPr>
+      <w:r>
+        <w:rPr>
+          <w:rFonts w:ascii="Comic Neue" w:hAnsi="Comic Neue" w:eastAsia="Comic Neue"/>
+          <w:b/>
+          <w:i/>
+          <w:color w:val="087F8C"/>
+          <w:sz w:val="34"/>
+        </w:rPr>
+        <w:t>Commands you can explain</w:t>
+      </w:r>
+    </w:p>
+    <w:p>
+      <w:pPr>
+        <w:spacing w:before="0" w:after="80" w:line="240" w:lineRule="auto"/>
+      </w:pPr>
+      <w:r>
+        <w:rPr>
+          <w:rFonts w:ascii="Comic Neue" w:hAnsi="Comic Neue" w:eastAsia="Comic Neue"/>
+          <w:b/>
+          <w:i w:val="0"/>
+          <w:color w:val="8B4E24"/>
+          <w:sz w:val="19"/>
+        </w:rPr>
+        <w:t>Run TShark against the PCAP supplied in the lab. Do not capture or inspect other people’s traffic.</w:t>
+      </w:r>
+    </w:p>
+    <w:p>
+      <w:pPr>
+        <w:spacing w:before="0" w:after="100" w:line="240" w:lineRule="auto"/>
+      </w:pPr>
+      <w:r>
+        <w:rPr>
+          <w:rFonts w:ascii="Comic Neue" w:hAnsi="Comic Neue" w:eastAsia="Comic Neue"/>
+          <w:b w:val="0"/>
+          <w:i/>
+          <w:color w:val="5A6C7E"/>
+          <w:sz w:val="18"/>
+        </w:rPr>
+        <w:t>First download the matching sample file(s) from the existing card when a command names one. Keep the data in a practice folder and never execute strings stored in evidence.</w:t>
+      </w:r>
+    </w:p>
+    <w:p>
+      <w:pPr>
+        <w:keepNext/>
+        <w:spacing w:before="60" w:after="0" w:line="240" w:lineRule="auto"/>
+      </w:pPr>
+      <w:r>
+        <w:rPr>
+          <w:rFonts w:ascii="Comic Neue" w:hAnsi="Comic Neue" w:eastAsia="Comic Neue"/>
+          <w:b/>
+          <w:i w:val="0"/>
+          <w:color w:val="007B89"/>
+          <w:sz w:val="16"/>
+        </w:rPr>
+        <w:t xml:space="preserve">POWERSHELL / TIMELINE VIEW  </w:t>
+      </w:r>
+    </w:p>
+    <w:tbl>
+      <w:tblPr>
+        <w:tblW w:type="auto" w:w="0"/>
+        <w:jc w:val="center"/>
+        <w:tblLook w:firstColumn="1" w:firstRow="1" w:lastColumn="0" w:lastRow="0" w:noHBand="0" w:noVBand="1" w:val="04A0"/>
+      </w:tblPr>
+      <w:tblGrid>
+        <w:gridCol w:w="10108"/>
+      </w:tblGrid>
+      <w:tr>
+        <w:tc>
+          <w:tcPr>
+            <w:tcW w:type="dxa" w:w="10108"/>
+            <w:shd w:fill="EEF5FA"/>
+            <w:tcMar>
+              <w:top w:w="55" w:type="dxa"/>
+              <w:start w:w="110" w:type="dxa"/>
+              <w:bottom w:w="55" w:type="dxa"/>
+              <w:end w:w="110" w:type="dxa"/>
+            </w:tcMar>
+          </w:tcPr>
+          <w:p>
+            <w:pPr>
+              <w:spacing w:before="0" w:after="0" w:line="240" w:lineRule="auto"/>
+            </w:pPr>
+            <w:r>
+              <w:rPr>
+                <w:rFonts w:ascii="DejaVu Sans Mono" w:hAnsi="DejaVu Sans Mono" w:eastAsia="DejaVu Sans Mono"/>
+                <w:b w:val="0"/>
+                <w:i w:val="0"/>
+                <w:color w:val="172E45"/>
+                <w:sz w:val="16"/>
+              </w:rPr>
+              <w:t>Import-Csv .\threat-hunt-dns-samples.csv | Sort-Object timestamp_utc | Format-Table timestamp_utc,host,dns_query,answer_ip,query_count_10m,label -AutoSize</w:t>
+            </w:r>
+          </w:p>
+        </w:tc>
+      </w:tr>
+    </w:tbl>
+    <w:p>
+      <w:pPr>
+        <w:spacing w:before="0" w:after="60" w:line="240" w:lineRule="auto"/>
+      </w:pPr>
+      <w:r>
+        <w:rPr>
+          <w:rFonts w:ascii="Comic Neue" w:hAnsi="Comic Neue" w:eastAsia="Comic Neue"/>
+          <w:b w:val="0"/>
+          <w:i/>
+          <w:color w:val="5D6E80"/>
+          <w:sz w:val="17"/>
+        </w:rPr>
+        <w:t>Display the bundled synthetic DNS timeline.</w:t>
+      </w:r>
+    </w:p>
+    <w:p>
+      <w:pPr>
+        <w:keepNext/>
+        <w:spacing w:before="60" w:after="0" w:line="240" w:lineRule="auto"/>
+      </w:pPr>
+      <w:r>
+        <w:rPr>
+          <w:rFonts w:ascii="Comic Neue" w:hAnsi="Comic Neue" w:eastAsia="Comic Neue"/>
+          <w:b/>
+          <w:i w:val="0"/>
+          <w:color w:val="007B89"/>
+          <w:sz w:val="16"/>
+        </w:rPr>
+        <w:t xml:space="preserve">POWERSHELL / REPETITIVE NAMES  </w:t>
+      </w:r>
+    </w:p>
+    <w:tbl>
+      <w:tblPr>
+        <w:tblW w:type="auto" w:w="0"/>
+        <w:jc w:val="center"/>
+        <w:tblLook w:firstColumn="1" w:firstRow="1" w:lastColumn="0" w:lastRow="0" w:noHBand="0" w:noVBand="1" w:val="04A0"/>
+      </w:tblPr>
+      <w:tblGrid>
+        <w:gridCol w:w="10108"/>
+      </w:tblGrid>
+      <w:tr>
+        <w:tc>
+          <w:tcPr>
+            <w:tcW w:type="dxa" w:w="10108"/>
+            <w:shd w:fill="EEF5FA"/>
+            <w:tcMar>
+              <w:top w:w="55" w:type="dxa"/>
+              <w:start w:w="110" w:type="dxa"/>
+              <w:bottom w:w="55" w:type="dxa"/>
+              <w:end w:w="110" w:type="dxa"/>
+            </w:tcMar>
+          </w:tcPr>
+          <w:p>
+            <w:pPr>
+              <w:spacing w:before="0" w:after="0" w:line="240" w:lineRule="auto"/>
+            </w:pPr>
+            <w:r>
+              <w:rPr>
+                <w:rFonts w:ascii="DejaVu Sans Mono" w:hAnsi="DejaVu Sans Mono" w:eastAsia="DejaVu Sans Mono"/>
+                <w:b w:val="0"/>
+                <w:i w:val="0"/>
+                <w:color w:val="172E45"/>
+                <w:sz w:val="16"/>
+              </w:rPr>
+              <w:t>Import-Csv .\threat-hunt-dns-samples.csv | Group-Object dns_query | Sort-Object Count -Descending | Select-Object Count,Name</w:t>
+            </w:r>
+          </w:p>
+        </w:tc>
+      </w:tr>
+    </w:tbl>
+    <w:p>
+      <w:pPr>
+        <w:spacing w:before="0" w:after="60" w:line="240" w:lineRule="auto"/>
+      </w:pPr>
+      <w:r>
+        <w:rPr>
+          <w:rFonts w:ascii="Comic Neue" w:hAnsi="Comic Neue" w:eastAsia="Comic Neue"/>
+          <w:b w:val="0"/>
+          <w:i/>
+          <w:color w:val="5D6E80"/>
+          <w:sz w:val="17"/>
+        </w:rPr>
+        <w:t>Find repeated names in the sample without sending DNS requests.</w:t>
+      </w:r>
+    </w:p>
+    <w:p>
+      <w:pPr>
+        <w:keepNext/>
+        <w:spacing w:before="60" w:after="0" w:line="240" w:lineRule="auto"/>
+      </w:pPr>
+      <w:r>
+        <w:rPr>
+          <w:rFonts w:ascii="Comic Neue" w:hAnsi="Comic Neue" w:eastAsia="Comic Neue"/>
+          <w:b/>
+          <w:i w:val="0"/>
+          <w:color w:val="007B89"/>
+          <w:sz w:val="16"/>
+        </w:rPr>
+        <w:t xml:space="preserve">WIRESHARK DISPLAY FILTER  </w:t>
+      </w:r>
+    </w:p>
+    <w:tbl>
+      <w:tblPr>
+        <w:tblW w:type="auto" w:w="0"/>
+        <w:jc w:val="center"/>
+        <w:tblLook w:firstColumn="1" w:firstRow="1" w:lastColumn="0" w:lastRow="0" w:noHBand="0" w:noVBand="1" w:val="04A0"/>
+      </w:tblPr>
+      <w:tblGrid>
+        <w:gridCol w:w="10108"/>
+      </w:tblGrid>
+      <w:tr>
+        <w:tc>
+          <w:tcPr>
+            <w:tcW w:type="dxa" w:w="10108"/>
+            <w:shd w:fill="EEF5FA"/>
+            <w:tcMar>
+              <w:top w:w="55" w:type="dxa"/>
+              <w:start w:w="110" w:type="dxa"/>
+              <w:bottom w:w="55" w:type="dxa"/>
+              <w:end w:w="110" w:type="dxa"/>
+            </w:tcMar>
+          </w:tcPr>
+          <w:p>
+            <w:pPr>
+              <w:spacing w:before="0" w:after="0" w:line="240" w:lineRule="auto"/>
+            </w:pPr>
+            <w:r>
+              <w:rPr>
+                <w:rFonts w:ascii="DejaVu Sans Mono" w:hAnsi="DejaVu Sans Mono" w:eastAsia="DejaVu Sans Mono"/>
+                <w:b w:val="0"/>
+                <w:i w:val="0"/>
+                <w:color w:val="172E45"/>
+                <w:sz w:val="16"/>
+              </w:rPr>
+              <w:t>dns</w:t>
+            </w:r>
+          </w:p>
+        </w:tc>
+      </w:tr>
+    </w:tbl>
+    <w:p>
+      <w:pPr>
+        <w:spacing w:before="0" w:after="60" w:line="240" w:lineRule="auto"/>
+      </w:pPr>
+      <w:r>
+        <w:rPr>
+          <w:rFonts w:ascii="Comic Neue" w:hAnsi="Comic Neue" w:eastAsia="Comic Neue"/>
+          <w:b w:val="0"/>
+          <w:i/>
+          <w:color w:val="5D6E80"/>
+          <w:sz w:val="17"/>
+        </w:rPr>
+        <w:t>Show DNS protocol packets in the capture provided by the lab.</w:t>
+      </w:r>
+    </w:p>
+    <w:p>
+      <w:pPr>
+        <w:keepNext/>
+        <w:spacing w:before="60" w:after="0" w:line="240" w:lineRule="auto"/>
+      </w:pPr>
+      <w:r>
+        <w:rPr>
+          <w:rFonts w:ascii="Comic Neue" w:hAnsi="Comic Neue" w:eastAsia="Comic Neue"/>
+          <w:b/>
+          <w:i w:val="0"/>
+          <w:color w:val="007B89"/>
+          <w:sz w:val="16"/>
+        </w:rPr>
+        <w:t xml:space="preserve">TSHARK / EXTRACT FIELDS  </w:t>
+      </w:r>
+    </w:p>
+    <w:tbl>
+      <w:tblPr>
+        <w:tblW w:type="auto" w:w="0"/>
+        <w:jc w:val="center"/>
+        <w:tblLook w:firstColumn="1" w:firstRow="1" w:lastColumn="0" w:lastRow="0" w:noHBand="0" w:noVBand="1" w:val="04A0"/>
+      </w:tblPr>
+      <w:tblGrid>
+        <w:gridCol w:w="10108"/>
+      </w:tblGrid>
+      <w:tr>
+        <w:tc>
+          <w:tcPr>
+            <w:tcW w:type="dxa" w:w="10108"/>
+            <w:shd w:fill="EEF5FA"/>
+            <w:tcMar>
+              <w:top w:w="55" w:type="dxa"/>
+              <w:start w:w="110" w:type="dxa"/>
+              <w:bottom w:w="55" w:type="dxa"/>
+              <w:end w:w="110" w:type="dxa"/>
+            </w:tcMar>
+          </w:tcPr>
+          <w:p>
+            <w:pPr>
+              <w:spacing w:before="0" w:after="0" w:line="240" w:lineRule="auto"/>
+            </w:pPr>
+            <w:r>
+              <w:rPr>
+                <w:rFonts w:ascii="DejaVu Sans Mono" w:hAnsi="DejaVu Sans Mono" w:eastAsia="DejaVu Sans Mono"/>
+                <w:b w:val="0"/>
+                <w:i w:val="0"/>
+                <w:color w:val="172E45"/>
+                <w:sz w:val="16"/>
+              </w:rPr>
+              <w:t>tshark -r .\Exercise.pcapng -Y dns -T fields -e frame.time -e ip.src -e dns.qry.name</w:t>
+            </w:r>
+          </w:p>
+        </w:tc>
+      </w:tr>
+    </w:tbl>
+    <w:p>
+      <w:pPr>
+        <w:spacing w:before="0" w:after="60" w:line="240" w:lineRule="auto"/>
+      </w:pPr>
+      <w:r>
+        <w:rPr>
+          <w:rFonts w:ascii="Comic Neue" w:hAnsi="Comic Neue" w:eastAsia="Comic Neue"/>
+          <w:b w:val="0"/>
+          <w:i/>
+          <w:color w:val="5D6E80"/>
+          <w:sz w:val="17"/>
+        </w:rPr>
+        <w:t>Extract timestamps, client IP, and queried name from a file supplied by the training room. Replace the file name with the one included in that room.</w:t>
+      </w:r>
+    </w:p>
+    <w:p>
+      <w:pPr>
+        <w:keepNext/>
+        <w:spacing w:before="60" w:after="0" w:line="240" w:lineRule="auto"/>
+      </w:pPr>
+      <w:r>
+        <w:rPr>
+          <w:rFonts w:ascii="Comic Neue" w:hAnsi="Comic Neue" w:eastAsia="Comic Neue"/>
+          <w:b/>
+          <w:i w:val="0"/>
+          <w:color w:val="007B89"/>
+          <w:sz w:val="16"/>
+        </w:rPr>
+        <w:t xml:space="preserve">LOCAL LOOKUP DEMONSTRATION  </w:t>
+      </w:r>
+    </w:p>
+    <w:tbl>
+      <w:tblPr>
+        <w:tblW w:type="auto" w:w="0"/>
+        <w:jc w:val="center"/>
+        <w:tblLook w:firstColumn="1" w:firstRow="1" w:lastColumn="0" w:lastRow="0" w:noHBand="0" w:noVBand="1" w:val="04A0"/>
+      </w:tblPr>
+      <w:tblGrid>
+        <w:gridCol w:w="10108"/>
+      </w:tblGrid>
+      <w:tr>
+        <w:tc>
+          <w:tcPr>
+            <w:tcW w:type="dxa" w:w="10108"/>
+            <w:shd w:fill="EEF5FA"/>
+            <w:tcMar>
+              <w:top w:w="55" w:type="dxa"/>
+              <w:start w:w="110" w:type="dxa"/>
+              <w:bottom w:w="55" w:type="dxa"/>
+              <w:end w:w="110" w:type="dxa"/>
+            </w:tcMar>
+          </w:tcPr>
+          <w:p>
+            <w:pPr>
+              <w:spacing w:before="0" w:after="0" w:line="240" w:lineRule="auto"/>
+            </w:pPr>
+            <w:r>
+              <w:rPr>
+                <w:rFonts w:ascii="DejaVu Sans Mono" w:hAnsi="DejaVu Sans Mono" w:eastAsia="DejaVu Sans Mono"/>
+                <w:b w:val="0"/>
+                <w:i w:val="0"/>
+                <w:color w:val="172E45"/>
+                <w:sz w:val="16"/>
+              </w:rPr>
+              <w:t>nslookup example.com</w:t>
+            </w:r>
+          </w:p>
+        </w:tc>
+      </w:tr>
+    </w:tbl>
+    <w:p>
+      <w:pPr>
+        <w:spacing w:before="0" w:after="60" w:line="240" w:lineRule="auto"/>
+      </w:pPr>
+      <w:r>
+        <w:rPr>
+          <w:rFonts w:ascii="Comic Neue" w:hAnsi="Comic Neue" w:eastAsia="Comic Neue"/>
+          <w:b w:val="0"/>
+          <w:i/>
+          <w:color w:val="5D6E80"/>
+          <w:sz w:val="17"/>
+        </w:rPr>
+        <w:t>Demonstrates a normal DNS query. For scoring, use the provider’s supplied dataset or target, not arbitrary hosts.</w:t>
+      </w:r>
+    </w:p>
+    <w:tbl>
+      <w:tblPr>
+        <w:tblW w:type="auto" w:w="0"/>
+        <w:jc w:val="center"/>
+        <w:tblLayout w:type="autofit"/>
+        <w:tblLook w:firstColumn="1" w:firstRow="1" w:lastColumn="0" w:lastRow="0" w:noHBand="0" w:noVBand="1" w:val="04A0"/>
+      </w:tblPr>
+      <w:tblGrid>
+        <w:gridCol w:w="10108"/>
+      </w:tblGrid>
+      <w:tr>
+        <w:tc>
+          <w:tcPr>
+            <w:tcW w:type="dxa" w:w="10108"/>
+            <w:shd w:fill="E4F0FF"/>
+            <w:tcMar>
+              <w:top w:w="90" w:type="dxa"/>
+              <w:start w:w="150" w:type="dxa"/>
+              <w:bottom w:w="90" w:type="dxa"/>
+              <w:end w:w="150" w:type="dxa"/>
+            </w:tcMar>
+          </w:tcPr>
+          <w:p>
+            <w:pPr>
+              <w:spacing w:before="0" w:after="0" w:line="240" w:lineRule="auto"/>
+            </w:pPr>
+            <w:r>
+              <w:rPr>
+                <w:rFonts w:ascii="Comic Neue" w:hAnsi="Comic Neue" w:eastAsia="Comic Neue"/>
+                <w:b/>
+                <w:i/>
+                <w:color w:val="275D9B"/>
+                <w:sz w:val="18"/>
+              </w:rPr>
+              <w:t xml:space="preserve">COMMAND HABIT  </w:t>
+            </w:r>
+            <w:r>
+              <w:rPr>
+                <w:rFonts w:ascii="Comic Neue" w:hAnsi="Comic Neue" w:eastAsia="Comic Neue"/>
+                <w:b w:val="0"/>
+                <w:i w:val="0"/>
+                <w:color w:val="2F3E50"/>
+                <w:sz w:val="18"/>
+              </w:rPr>
+              <w:t>Check the current working directory, shell, target, and expected effect before pressing Enter. Save the exact command and the output that mattered.</w:t>
+            </w:r>
+          </w:p>
+        </w:tc>
+      </w:tr>
+    </w:tbl>
+    <w:p>
+      <w:pPr>
+        <w:spacing w:after="0"/>
+      </w:pPr>
+    </w:p>
+    <w:p>
+      <w:pPr>
+        <w:pageBreakBefore/>
+        <w:spacing w:before="0" w:after="20" w:line="240" w:lineRule="auto"/>
+        <w:jc w:val="right"/>
+      </w:pPr>
+      <w:r>
+        <w:rPr>
+          <w:rFonts w:ascii="Comic Neue" w:hAnsi="Comic Neue" w:eastAsia="Comic Neue"/>
+          <w:b/>
+          <w:i/>
+          <w:color w:val="688097"/>
+          <w:sz w:val="15"/>
+        </w:rPr>
+        <w:t>RUN THE EXERCISE - RECORD WHAT THE EVIDENCE REALLY SHOWS</w:t>
+      </w:r>
+    </w:p>
+    <w:p>
+      <w:pPr>
+        <w:keepNext/>
+        <w:spacing w:before="100" w:after="80" w:line="240" w:lineRule="auto"/>
+      </w:pPr>
+      <w:r>
+        <w:rPr>
+          <w:rFonts w:ascii="Comic Neue" w:hAnsi="Comic Neue" w:eastAsia="Comic Neue"/>
+          <w:b/>
+          <w:i/>
+          <w:color w:val="087F8C"/>
+          <w:sz w:val="34"/>
+        </w:rPr>
+        <w:t>Guided lab run</w:t>
+      </w:r>
+    </w:p>
+    <w:p>
+      <w:pPr>
+        <w:pStyle w:val="ListBullet"/>
+        <w:spacing w:before="0" w:after="40" w:line="240" w:lineRule="auto"/>
+      </w:pPr>
+      <w:r>
+        <w:rPr>
+          <w:rFonts w:ascii="Comic Neue" w:hAnsi="Comic Neue" w:eastAsia="Comic Neue"/>
+          <w:b w:val="0"/>
+          <w:i w:val="0"/>
+          <w:color w:val="283A50"/>
+          <w:sz w:val="19"/>
+        </w:rPr>
+        <w:t>1. Open the exact DNS room first, then open the separate Wireshark task if you need packet-level evidence.</w:t>
+      </w:r>
+    </w:p>
+    <w:p>
+      <w:pPr>
+        <w:pStyle w:val="ListBullet"/>
+        <w:spacing w:before="0" w:after="40" w:line="240" w:lineRule="auto"/>
+      </w:pPr>
+      <w:r>
+        <w:rPr>
+          <w:rFonts w:ascii="Comic Neue" w:hAnsi="Comic Neue" w:eastAsia="Comic Neue"/>
+          <w:b w:val="0"/>
+          <w:i w:val="0"/>
+          <w:color w:val="283A50"/>
+          <w:sz w:val="19"/>
+        </w:rPr>
+        <w:t>2. Sort the provided CSV by UTC timestamp and group by queried name.</w:t>
+      </w:r>
+    </w:p>
+    <w:p>
+      <w:pPr>
+        <w:pStyle w:val="ListBullet"/>
+        <w:spacing w:before="0" w:after="40" w:line="240" w:lineRule="auto"/>
+      </w:pPr>
+      <w:r>
+        <w:rPr>
+          <w:rFonts w:ascii="Comic Neue" w:hAnsi="Comic Neue" w:eastAsia="Comic Neue"/>
+          <w:b w:val="0"/>
+          <w:i w:val="0"/>
+          <w:color w:val="283A50"/>
+          <w:sz w:val="19"/>
+        </w:rPr>
+        <w:t>3. In a PCAP, use the display filter dns and compare query and response packets.</w:t>
+      </w:r>
+    </w:p>
+    <w:p>
+      <w:pPr>
+        <w:pStyle w:val="ListBullet"/>
+        <w:spacing w:before="0" w:after="40" w:line="240" w:lineRule="auto"/>
+      </w:pPr>
+      <w:r>
+        <w:rPr>
+          <w:rFonts w:ascii="Comic Neue" w:hAnsi="Comic Neue" w:eastAsia="Comic Neue"/>
+          <w:b w:val="0"/>
+          <w:i w:val="0"/>
+          <w:color w:val="283A50"/>
+          <w:sz w:val="19"/>
+        </w:rPr>
+        <w:t>4. Note repeated queries, response codes, and the client host; check for retries and normal software behaviour.</w:t>
+      </w:r>
+    </w:p>
+    <w:p>
+      <w:pPr>
+        <w:pStyle w:val="ListBullet"/>
+        <w:spacing w:before="0" w:after="40" w:line="240" w:lineRule="auto"/>
+      </w:pPr>
+      <w:r>
+        <w:rPr>
+          <w:rFonts w:ascii="Comic Neue" w:hAnsi="Comic Neue" w:eastAsia="Comic Neue"/>
+          <w:b w:val="0"/>
+          <w:i w:val="0"/>
+          <w:color w:val="283A50"/>
+          <w:sz w:val="19"/>
+        </w:rPr>
+        <w:t>5. Create a timeline with source row/packet number, time, observation, possible meaning, and limitations.</w:t>
+      </w:r>
+    </w:p>
+    <w:p>
+      <w:pPr>
+        <w:keepNext/>
+        <w:spacing w:before="40" w:after="80" w:line="240" w:lineRule="auto"/>
+      </w:pPr>
+      <w:r>
+        <w:rPr>
+          <w:rFonts w:ascii="Comic Neue" w:hAnsi="Comic Neue" w:eastAsia="Comic Neue"/>
+          <w:b/>
+          <w:i/>
+          <w:color w:val="B34778"/>
+          <w:sz w:val="25"/>
+        </w:rPr>
+        <w:t>Evidence checklist</w:t>
+      </w:r>
+    </w:p>
+    <w:p>
+      <w:pPr>
+        <w:pStyle w:val="ListBullet"/>
+        <w:spacing w:before="0" w:after="40" w:line="240" w:lineRule="auto"/>
+      </w:pPr>
+      <w:r>
+        <w:rPr>
+          <w:rFonts w:ascii="Comic Neue" w:hAnsi="Comic Neue" w:eastAsia="Comic Neue"/>
+          <w:b w:val="0"/>
+          <w:i w:val="0"/>
+          <w:color w:val="283A50"/>
+          <w:sz w:val="19"/>
+        </w:rPr>
+        <w:t>[ ] What exact lab instance or sample file was used?</w:t>
+      </w:r>
+    </w:p>
+    <w:p>
+      <w:pPr>
+        <w:pStyle w:val="ListBullet"/>
+        <w:spacing w:before="0" w:after="40" w:line="240" w:lineRule="auto"/>
+      </w:pPr>
+      <w:r>
+        <w:rPr>
+          <w:rFonts w:ascii="Comic Neue" w:hAnsi="Comic Neue" w:eastAsia="Comic Neue"/>
+          <w:b w:val="0"/>
+          <w:i w:val="0"/>
+          <w:color w:val="283A50"/>
+          <w:sz w:val="19"/>
+        </w:rPr>
+        <w:t>[ ] Which command/query and time range produced the observation?</w:t>
+      </w:r>
+    </w:p>
+    <w:p>
+      <w:pPr>
+        <w:pStyle w:val="ListBullet"/>
+        <w:spacing w:before="0" w:after="40" w:line="240" w:lineRule="auto"/>
+      </w:pPr>
+      <w:r>
+        <w:rPr>
+          <w:rFonts w:ascii="Comic Neue" w:hAnsi="Comic Neue" w:eastAsia="Comic Neue"/>
+          <w:b w:val="0"/>
+          <w:i w:val="0"/>
+          <w:color w:val="283A50"/>
+          <w:sz w:val="19"/>
+        </w:rPr>
+        <w:t>[ ] What is the directly observed fact, separate from your inference?</w:t>
+      </w:r>
+    </w:p>
+    <w:p>
+      <w:pPr>
+        <w:pStyle w:val="ListBullet"/>
+        <w:spacing w:before="0" w:after="40" w:line="240" w:lineRule="auto"/>
+      </w:pPr>
+      <w:r>
+        <w:rPr>
+          <w:rFonts w:ascii="Comic Neue" w:hAnsi="Comic Neue" w:eastAsia="Comic Neue"/>
+          <w:b w:val="0"/>
+          <w:i w:val="0"/>
+          <w:color w:val="283A50"/>
+          <w:sz w:val="19"/>
+        </w:rPr>
+        <w:t>[ ] What benign/alternative explanation could fit?</w:t>
+      </w:r>
+    </w:p>
+    <w:p>
+      <w:pPr>
+        <w:pStyle w:val="ListBullet"/>
+        <w:spacing w:before="0" w:after="40" w:line="240" w:lineRule="auto"/>
+      </w:pPr>
+      <w:r>
+        <w:rPr>
+          <w:rFonts w:ascii="Comic Neue" w:hAnsi="Comic Neue" w:eastAsia="Comic Neue"/>
+          <w:b w:val="0"/>
+          <w:i w:val="0"/>
+          <w:color w:val="283A50"/>
+          <w:sz w:val="19"/>
+        </w:rPr>
+        <w:t>[ ] What extra record or control would help confirm the conclusion?</w:t>
+      </w:r>
+    </w:p>
+    <w:p>
+      <w:pPr>
+        <w:keepNext/>
+        <w:spacing w:before="40" w:after="80" w:line="240" w:lineRule="auto"/>
+      </w:pPr>
+      <w:r>
+        <w:rPr>
+          <w:rFonts w:ascii="Comic Neue" w:hAnsi="Comic Neue" w:eastAsia="Comic Neue"/>
+          <w:b/>
+          <w:i/>
+          <w:color w:val="B34778"/>
+          <w:sz w:val="25"/>
+        </w:rPr>
+        <w:t>Check your understanding</w:t>
+      </w:r>
+    </w:p>
+    <w:p>
+      <w:pPr>
+        <w:keepNext/>
+        <w:spacing w:before="40" w:after="20" w:line="240" w:lineRule="auto"/>
+      </w:pPr>
+      <w:r>
+        <w:rPr>
+          <w:rFonts w:ascii="Comic Neue" w:hAnsi="Comic Neue" w:eastAsia="Comic Neue"/>
+          <w:b/>
+          <w:i/>
+          <w:color w:val="B34778"/>
+          <w:sz w:val="19"/>
+        </w:rPr>
+        <w:t>Q  Does repeated DNS query volume prove command-and-control?</w:t>
+      </w:r>
+    </w:p>
+    <w:p>
+      <w:pPr>
+        <w:spacing w:before="0" w:after="60" w:line="240" w:lineRule="auto"/>
+      </w:pPr>
+      <w:r>
+        <w:rPr>
+          <w:rFonts w:ascii="Comic Neue" w:hAnsi="Comic Neue" w:eastAsia="Comic Neue"/>
+          <w:b w:val="0"/>
+          <w:i w:val="0"/>
+          <w:color w:val="263D52"/>
+          <w:sz w:val="18"/>
+        </w:rPr>
+        <w:t>Think it through: No. Retries, telemetry, and routine apps can produce repeated DNS queries; additional context is required.</w:t>
+      </w:r>
+    </w:p>
+    <w:p>
+      <w:pPr>
+        <w:keepNext/>
+        <w:spacing w:before="40" w:after="20" w:line="240" w:lineRule="auto"/>
+      </w:pPr>
+      <w:r>
+        <w:rPr>
+          <w:rFonts w:ascii="Comic Neue" w:hAnsi="Comic Neue" w:eastAsia="Comic Neue"/>
+          <w:b/>
+          <w:i/>
+          <w:color w:val="B34778"/>
+          <w:sz w:val="19"/>
+        </w:rPr>
+        <w:t>Q  What is the difference between DNS query and DNS response?</w:t>
+      </w:r>
+    </w:p>
+    <w:p>
+      <w:pPr>
+        <w:spacing w:before="0" w:after="60" w:line="240" w:lineRule="auto"/>
+      </w:pPr>
+      <w:r>
+        <w:rPr>
+          <w:rFonts w:ascii="Comic Neue" w:hAnsi="Comic Neue" w:eastAsia="Comic Neue"/>
+          <w:b w:val="0"/>
+          <w:i w:val="0"/>
+          <w:color w:val="263D52"/>
+          <w:sz w:val="18"/>
+        </w:rPr>
+        <w:t>Think it through: A query asks for a record; a response returns an answer or an error/absence indication.</w:t>
+      </w:r>
+    </w:p>
+    <w:p>
+      <w:pPr>
+        <w:keepNext/>
+        <w:spacing w:before="40" w:after="20" w:line="240" w:lineRule="auto"/>
+      </w:pPr>
+      <w:r>
+        <w:rPr>
+          <w:rFonts w:ascii="Comic Neue" w:hAnsi="Comic Neue" w:eastAsia="Comic Neue"/>
+          <w:b/>
+          <w:i/>
+          <w:color w:val="B34778"/>
+          <w:sz w:val="19"/>
+        </w:rPr>
+        <w:t>Q  Why keep the original PCAP unchanged?</w:t>
+      </w:r>
+    </w:p>
+    <w:p>
+      <w:pPr>
+        <w:spacing w:before="0" w:after="60" w:line="240" w:lineRule="auto"/>
+      </w:pPr>
+      <w:r>
+        <w:rPr>
+          <w:rFonts w:ascii="Comic Neue" w:hAnsi="Comic Neue" w:eastAsia="Comic Neue"/>
+          <w:b w:val="0"/>
+          <w:i w:val="0"/>
+          <w:color w:val="263D52"/>
+          <w:sz w:val="18"/>
+        </w:rPr>
+        <w:t>Think it through: It preserves reproducibility and avoids altering the evidence used by another learner.</w:t>
+      </w:r>
+    </w:p>
+    <w:tbl>
+      <w:tblPr>
+        <w:tblW w:type="auto" w:w="0"/>
+        <w:jc w:val="center"/>
+        <w:tblLayout w:type="autofit"/>
+        <w:tblLook w:firstColumn="1" w:firstRow="1" w:lastColumn="0" w:lastRow="0" w:noHBand="0" w:noVBand="1" w:val="04A0"/>
+      </w:tblPr>
+      <w:tblGrid>
+        <w:gridCol w:w="10108"/>
+      </w:tblGrid>
+      <w:tr>
+        <w:tc>
+          <w:tcPr>
+            <w:tcW w:type="dxa" w:w="10108"/>
+            <w:shd w:fill="FFF1C9"/>
+            <w:tcMar>
+              <w:top w:w="90" w:type="dxa"/>
+              <w:start w:w="150" w:type="dxa"/>
+              <w:bottom w:w="90" w:type="dxa"/>
+              <w:end w:w="150" w:type="dxa"/>
+            </w:tcMar>
+          </w:tcPr>
+          <w:p>
+            <w:pPr>
+              <w:spacing w:before="0" w:after="0" w:line="240" w:lineRule="auto"/>
+            </w:pPr>
+            <w:r>
+              <w:rPr>
+                <w:rFonts w:ascii="Comic Neue" w:hAnsi="Comic Neue" w:eastAsia="Comic Neue"/>
+                <w:b/>
+                <w:i/>
+                <w:color w:val="8A5A00"/>
+                <w:sz w:val="18"/>
+              </w:rPr>
+              <w:t xml:space="preserve">NOTEBOOK CLOSE-OUT  </w:t>
+            </w:r>
+            <w:r>
+              <w:rPr>
+                <w:rFonts w:ascii="Comic Neue" w:hAnsi="Comic Neue" w:eastAsia="Comic Neue"/>
+                <w:b w:val="0"/>
+                <w:i w:val="0"/>
+                <w:color w:val="2F3E50"/>
+                <w:sz w:val="18"/>
+              </w:rPr>
+              <w:t>Finish with: Observation / Evidence source / Why it matters / Alternative explanation / Next check / Limitation. A careful “not enough evidence yet” is a valid professional result.</w:t>
+            </w:r>
+          </w:p>
+        </w:tc>
+      </w:tr>
+    </w:tbl>
+    <w:p>
+      <w:pPr>
+        <w:spacing w:after="0"/>
+      </w:pPr>
+    </w:p>
     <w:sectPr>
       <w:headerReference w:type="default" r:id="rId9"/>
       <w:footerReference w:type="default" r:id="rId10"/>
